--- a/Результат тестирования.docx
+++ b/Результат тестирования.docx
@@ -3,8 +3,1554 @@
 <w:document xmlns:wpc="http://schemas.microsoft.com/office/word/2010/wordprocessingCanvas" xmlns:cx="http://schemas.microsoft.com/office/drawing/2014/chartex" xmlns:cx1="http://schemas.microsoft.com/office/drawing/2015/9/8/chartex" xmlns:cx2="http://schemas.microsoft.com/office/drawing/2015/10/21/chartex" xmlns:cx3="http://schemas.microsoft.com/office/drawing/2016/5/9/chartex" xmlns:cx4="http://schemas.microsoft.com/office/drawing/2016/5/10/chartex" xmlns:cx5="http://schemas.microsoft.com/office/drawing/2016/5/11/chartex" xmlns:cx6="http://schemas.microsoft.com/office/drawing/2016/5/12/chartex" xmlns:cx7="http://schemas.microsoft.com/office/drawing/2016/5/13/chartex" xmlns:cx8="http://schemas.microsoft.com/office/drawing/2016/5/14/chartex" xmlns:mc="http://schemas.openxmlformats.org/markup-compatibility/2006" xmlns:aink="http://schemas.microsoft.com/office/drawing/2016/ink" xmlns:am3d="http://schemas.microsoft.com/office/drawing/2017/model3d" xmlns:o="urn:schemas-microsoft-com:office:office" xmlns:oel="http://schemas.microsoft.com/office/2019/extlst" xmlns:r="http://schemas.openxmlformats.org/officeDocument/2006/relationships" xmlns:m="http://schemas.openxmlformats.org/officeDocument/2006/math" xmlns:v="urn:schemas-microsoft-com:vml" xmlns:wp14="http://schemas.microsoft.com/office/word/2010/wordprocessingDrawing" xmlns:wp="http://schemas.openxmlformats.org/drawingml/2006/wordprocessingDrawing" xmlns:w10="urn:schemas-microsoft-com:office:word" xmlns:w="http://schemas.openxmlformats.org/wordprocessingml/2006/main" xmlns:w14="http://schemas.microsoft.com/office/word/2010/wordml" xmlns:w15="http://schemas.microsoft.com/office/word/2012/wordml" xmlns:w16cex="http://schemas.microsoft.com/office/word/2018/wordml/cex" xmlns:w16cid="http://schemas.microsoft.com/office/word/2016/wordml/cid" xmlns:w16="http://schemas.microsoft.com/office/word/2018/wordml" xmlns:w16du="http://schemas.microsoft.com/office/word/2023/wordml/word16du" xmlns:w16sdtdh="http://schemas.microsoft.com/office/word/2020/wordml/sdtdatahash" xmlns:w16sdtfl="http://schemas.microsoft.com/office/word/2024/wordml/sdtformatlock" xmlns:w16se="http://schemas.microsoft.com/office/word/2015/wordml/symex" xmlns:wpg="http://schemas.microsoft.com/office/word/2010/wordprocessingGroup" xmlns:wpi="http://schemas.microsoft.com/office/word/2010/wordprocessingInk" xmlns:wne="http://schemas.microsoft.com/office/word/2006/wordml" xmlns:wps="http://schemas.microsoft.com/office/word/2010/wordprocessingShape" mc:Ignorable="w14 w15 w16se w16cid w16 w16cex w16sdtdh w16sdtfl w16du wp14">
   <w:body>
     <w:p>
-      <w:r>
+      <w:pPr>
+        <w:rPr>
+          <w:b/>
+          <w:bCs/>
+        </w:rPr>
+      </w:pPr>
+      <w:r>
+        <w:rPr>
+          <w:b/>
+          <w:bCs/>
+        </w:rPr>
         <w:t>Результаты тестирования</w:t>
+      </w:r>
+    </w:p>
+    <w:p>
+      <w:pPr>
+        <w:rPr>
+          <w:b/>
+          <w:bCs/>
+        </w:rPr>
+      </w:pPr>
+      <w:r>
+        <w:rPr>
+          <w:b/>
+          <w:bCs/>
+        </w:rPr>
+        <w:t>Тест 1. Создание клиента</w:t>
+      </w:r>
+    </w:p>
+    <w:p>
+      <w:r>
+        <w:rPr>
+          <w:b/>
+          <w:bCs/>
+        </w:rPr>
+        <w:t>Что проверяем:</w:t>
+      </w:r>
+      <w:r>
+        <w:t> возможность создать нового клиента в справочнике.</w:t>
+      </w:r>
+    </w:p>
+    <w:p>
+      <w:r>
+        <w:rPr>
+          <w:b/>
+          <w:bCs/>
+        </w:rPr>
+        <w:t>Действия:</w:t>
+      </w:r>
+      <w:r>
+        <w:t> раздел Клиенты → справочник Клиенты → создать → заполнить ФИО, телефон, email, адрес → записать.</w:t>
+      </w:r>
+    </w:p>
+    <w:p>
+      <w:r>
+        <w:rPr>
+          <w:b/>
+          <w:bCs/>
+        </w:rPr>
+        <w:t>Ожидаемый результат:</w:t>
+      </w:r>
+      <w:r>
+        <w:t> клиент сохранён и отображается в списке.</w:t>
+      </w:r>
+    </w:p>
+    <w:p>
+      <w:r>
+        <w:rPr>
+          <w:b/>
+          <w:bCs/>
+        </w:rPr>
+        <w:t>Фактический результат:</w:t>
+      </w:r>
+      <w:r>
+        <w:t> клиент создан успешно.</w:t>
+      </w:r>
+    </w:p>
+    <w:p>
+      <w:r>
+        <w:drawing>
+          <wp:inline distT="0" distB="0" distL="0" distR="0" wp14:anchorId="5113EED7" wp14:editId="6216F6C9">
+            <wp:extent cx="5940425" cy="862965"/>
+            <wp:effectExtent l="0" t="0" r="3175" b="0"/>
+            <wp:docPr id="301265587" name="Рисунок 1"/>
+            <wp:cNvGraphicFramePr>
+              <a:graphicFrameLocks xmlns:a="http://schemas.openxmlformats.org/drawingml/2006/main" noChangeAspect="1"/>
+            </wp:cNvGraphicFramePr>
+            <a:graphic xmlns:a="http://schemas.openxmlformats.org/drawingml/2006/main">
+              <a:graphicData uri="http://schemas.openxmlformats.org/drawingml/2006/picture">
+                <pic:pic xmlns:pic="http://schemas.openxmlformats.org/drawingml/2006/picture">
+                  <pic:nvPicPr>
+                    <pic:cNvPr id="301265587" name=""/>
+                    <pic:cNvPicPr/>
+                  </pic:nvPicPr>
+                  <pic:blipFill>
+                    <a:blip r:embed="rId4"/>
+                    <a:stretch>
+                      <a:fillRect/>
+                    </a:stretch>
+                  </pic:blipFill>
+                  <pic:spPr>
+                    <a:xfrm>
+                      <a:off x="0" y="0"/>
+                      <a:ext cx="5940425" cy="862965"/>
+                    </a:xfrm>
+                    <a:prstGeom prst="rect">
+                      <a:avLst/>
+                    </a:prstGeom>
+                  </pic:spPr>
+                </pic:pic>
+              </a:graphicData>
+            </a:graphic>
+          </wp:inline>
+        </w:drawing>
+      </w:r>
+    </w:p>
+    <w:p>
+      <w:pPr>
+        <w:rPr>
+          <w:b/>
+          <w:bCs/>
+        </w:rPr>
+      </w:pPr>
+    </w:p>
+    <w:p>
+      <w:pPr>
+        <w:rPr>
+          <w:b/>
+          <w:bCs/>
+        </w:rPr>
+      </w:pPr>
+      <w:r>
+        <w:rPr>
+          <w:b/>
+          <w:bCs/>
+        </w:rPr>
+        <w:t>Тест 2. Создание оборудования</w:t>
+      </w:r>
+    </w:p>
+    <w:p>
+      <w:r>
+        <w:rPr>
+          <w:b/>
+          <w:bCs/>
+        </w:rPr>
+        <w:t>Что проверяем:</w:t>
+      </w:r>
+      <w:r>
+        <w:t> возможность создать устройство и привязать его к клиенту.</w:t>
+      </w:r>
+    </w:p>
+    <w:p>
+      <w:r>
+        <w:rPr>
+          <w:b/>
+          <w:bCs/>
+        </w:rPr>
+        <w:t>Действия:</w:t>
+      </w:r>
+      <w:r>
+        <w:t> раздел Клиенты → справочник Устройства → создать → заполнить наименование, модель, серийный номер → выбрать клиента → записать.</w:t>
+      </w:r>
+    </w:p>
+    <w:p>
+      <w:r>
+        <w:rPr>
+          <w:b/>
+          <w:bCs/>
+        </w:rPr>
+        <w:t>Ожидаемый результат:</w:t>
+      </w:r>
+      <w:r>
+        <w:t> устройство сохранено, привязано к клиенту.</w:t>
+      </w:r>
+    </w:p>
+    <w:p>
+      <w:r>
+        <w:rPr>
+          <w:b/>
+          <w:bCs/>
+        </w:rPr>
+        <w:t>Фактический результат:</w:t>
+      </w:r>
+      <w:r>
+        <w:t> устройство создано успешно.</w:t>
+      </w:r>
+    </w:p>
+    <w:p>
+      <w:r>
+        <w:drawing>
+          <wp:inline distT="0" distB="0" distL="0" distR="0" wp14:anchorId="24421E24" wp14:editId="73C80787">
+            <wp:extent cx="5940425" cy="579120"/>
+            <wp:effectExtent l="0" t="0" r="3175" b="0"/>
+            <wp:docPr id="365998125" name="Рисунок 1"/>
+            <wp:cNvGraphicFramePr>
+              <a:graphicFrameLocks xmlns:a="http://schemas.openxmlformats.org/drawingml/2006/main" noChangeAspect="1"/>
+            </wp:cNvGraphicFramePr>
+            <a:graphic xmlns:a="http://schemas.openxmlformats.org/drawingml/2006/main">
+              <a:graphicData uri="http://schemas.openxmlformats.org/drawingml/2006/picture">
+                <pic:pic xmlns:pic="http://schemas.openxmlformats.org/drawingml/2006/picture">
+                  <pic:nvPicPr>
+                    <pic:cNvPr id="365998125" name=""/>
+                    <pic:cNvPicPr/>
+                  </pic:nvPicPr>
+                  <pic:blipFill>
+                    <a:blip r:embed="rId5"/>
+                    <a:stretch>
+                      <a:fillRect/>
+                    </a:stretch>
+                  </pic:blipFill>
+                  <pic:spPr>
+                    <a:xfrm>
+                      <a:off x="0" y="0"/>
+                      <a:ext cx="5940425" cy="579120"/>
+                    </a:xfrm>
+                    <a:prstGeom prst="rect">
+                      <a:avLst/>
+                    </a:prstGeom>
+                  </pic:spPr>
+                </pic:pic>
+              </a:graphicData>
+            </a:graphic>
+          </wp:inline>
+        </w:drawing>
+      </w:r>
+    </w:p>
+    <w:p/>
+    <w:p>
+      <w:pPr>
+        <w:rPr>
+          <w:b/>
+          <w:bCs/>
+        </w:rPr>
+      </w:pPr>
+      <w:r>
+        <w:rPr>
+          <w:b/>
+          <w:bCs/>
+        </w:rPr>
+        <w:t>Тест 3. Приём оборудования</w:t>
+      </w:r>
+    </w:p>
+    <w:p>
+      <w:r>
+        <w:rPr>
+          <w:b/>
+          <w:bCs/>
+        </w:rPr>
+        <w:t>Что проверяем:</w:t>
+      </w:r>
+      <w:r>
+        <w:t> регистрацию факта приёма устройства в ремонт.</w:t>
+      </w:r>
+    </w:p>
+    <w:p>
+      <w:r>
+        <w:rPr>
+          <w:b/>
+          <w:bCs/>
+        </w:rPr>
+        <w:t>Действия:</w:t>
+      </w:r>
+      <w:r>
+        <w:t> раздел Ремонты → документ ЗаявкаНаРемонт → создать → заполнить клиента, устройство, дату, неисправность, сотрудника, статус → записать.</w:t>
+      </w:r>
+    </w:p>
+    <w:p>
+      <w:r>
+        <w:rPr>
+          <w:b/>
+          <w:bCs/>
+        </w:rPr>
+        <w:t>Ожидаемый результат:</w:t>
+      </w:r>
+      <w:r>
+        <w:t> заявка сохранена.</w:t>
+      </w:r>
+    </w:p>
+    <w:p>
+      <w:r>
+        <w:rPr>
+          <w:b/>
+          <w:bCs/>
+        </w:rPr>
+        <w:t>Фактический результат:</w:t>
+      </w:r>
+      <w:r>
+        <w:t> заявка создана успешно.</w:t>
+      </w:r>
+    </w:p>
+    <w:p>
+      <w:pPr>
+        <w:rPr>
+          <w:b/>
+          <w:bCs/>
+        </w:rPr>
+      </w:pPr>
+      <w:r>
+        <w:rPr>
+          <w:b/>
+          <w:bCs/>
+        </w:rPr>
+        <w:drawing>
+          <wp:inline distT="0" distB="0" distL="0" distR="0" wp14:anchorId="338302B8" wp14:editId="28CF8528">
+            <wp:extent cx="5940425" cy="842010"/>
+            <wp:effectExtent l="0" t="0" r="3175" b="0"/>
+            <wp:docPr id="436002423" name="Рисунок 1"/>
+            <wp:cNvGraphicFramePr>
+              <a:graphicFrameLocks xmlns:a="http://schemas.openxmlformats.org/drawingml/2006/main" noChangeAspect="1"/>
+            </wp:cNvGraphicFramePr>
+            <a:graphic xmlns:a="http://schemas.openxmlformats.org/drawingml/2006/main">
+              <a:graphicData uri="http://schemas.openxmlformats.org/drawingml/2006/picture">
+                <pic:pic xmlns:pic="http://schemas.openxmlformats.org/drawingml/2006/picture">
+                  <pic:nvPicPr>
+                    <pic:cNvPr id="436002423" name=""/>
+                    <pic:cNvPicPr/>
+                  </pic:nvPicPr>
+                  <pic:blipFill>
+                    <a:blip r:embed="rId6"/>
+                    <a:stretch>
+                      <a:fillRect/>
+                    </a:stretch>
+                  </pic:blipFill>
+                  <pic:spPr>
+                    <a:xfrm>
+                      <a:off x="0" y="0"/>
+                      <a:ext cx="5940425" cy="842010"/>
+                    </a:xfrm>
+                    <a:prstGeom prst="rect">
+                      <a:avLst/>
+                    </a:prstGeom>
+                  </pic:spPr>
+                </pic:pic>
+              </a:graphicData>
+            </a:graphic>
+          </wp:inline>
+        </w:drawing>
+      </w:r>
+    </w:p>
+    <w:p>
+      <w:pPr>
+        <w:rPr>
+          <w:b/>
+          <w:bCs/>
+        </w:rPr>
+      </w:pPr>
+    </w:p>
+    <w:p>
+      <w:pPr>
+        <w:rPr>
+          <w:b/>
+          <w:bCs/>
+        </w:rPr>
+      </w:pPr>
+      <w:r>
+        <w:rPr>
+          <w:b/>
+          <w:bCs/>
+        </w:rPr>
+        <w:lastRenderedPageBreak/>
+        <w:t>Тест 4. Оформление ремонта</w:t>
+      </w:r>
+    </w:p>
+    <w:p>
+      <w:r>
+        <w:rPr>
+          <w:b/>
+          <w:bCs/>
+        </w:rPr>
+        <w:t>Что проверяем:</w:t>
+      </w:r>
+      <w:r>
+        <w:t> изменение статуса ремонта.</w:t>
+      </w:r>
+    </w:p>
+    <w:p>
+      <w:r>
+        <w:rPr>
+          <w:b/>
+          <w:bCs/>
+        </w:rPr>
+        <w:t>Действия:</w:t>
+      </w:r>
+      <w:r>
+        <w:t> открыть заявку → изменить статус на ВРаботе → записать → изменить на Завершён → записать.</w:t>
+      </w:r>
+    </w:p>
+    <w:p>
+      <w:r>
+        <w:rPr>
+          <w:b/>
+          <w:bCs/>
+        </w:rPr>
+        <w:t>Ожидаемый результат:</w:t>
+      </w:r>
+      <w:r>
+        <w:t> статус меняется и сохраняется.</w:t>
+      </w:r>
+    </w:p>
+    <w:p>
+      <w:r>
+        <w:rPr>
+          <w:b/>
+          <w:bCs/>
+        </w:rPr>
+        <w:t>Фактический результат:</w:t>
+      </w:r>
+      <w:r>
+        <w:t> статус изменён успешно.</w:t>
+      </w:r>
+    </w:p>
+    <w:p>
+      <w:r>
+        <w:drawing>
+          <wp:inline distT="0" distB="0" distL="0" distR="0" wp14:anchorId="394E9466" wp14:editId="18BDD0C5">
+            <wp:extent cx="5940425" cy="753110"/>
+            <wp:effectExtent l="0" t="0" r="3175" b="8890"/>
+            <wp:docPr id="803909381" name="Рисунок 1"/>
+            <wp:cNvGraphicFramePr>
+              <a:graphicFrameLocks xmlns:a="http://schemas.openxmlformats.org/drawingml/2006/main" noChangeAspect="1"/>
+            </wp:cNvGraphicFramePr>
+            <a:graphic xmlns:a="http://schemas.openxmlformats.org/drawingml/2006/main">
+              <a:graphicData uri="http://schemas.openxmlformats.org/drawingml/2006/picture">
+                <pic:pic xmlns:pic="http://schemas.openxmlformats.org/drawingml/2006/picture">
+                  <pic:nvPicPr>
+                    <pic:cNvPr id="803909381" name=""/>
+                    <pic:cNvPicPr/>
+                  </pic:nvPicPr>
+                  <pic:blipFill>
+                    <a:blip r:embed="rId7"/>
+                    <a:stretch>
+                      <a:fillRect/>
+                    </a:stretch>
+                  </pic:blipFill>
+                  <pic:spPr>
+                    <a:xfrm>
+                      <a:off x="0" y="0"/>
+                      <a:ext cx="5940425" cy="753110"/>
+                    </a:xfrm>
+                    <a:prstGeom prst="rect">
+                      <a:avLst/>
+                    </a:prstGeom>
+                  </pic:spPr>
+                </pic:pic>
+              </a:graphicData>
+            </a:graphic>
+          </wp:inline>
+        </w:drawing>
+      </w:r>
+    </w:p>
+    <w:p/>
+    <w:p>
+      <w:pPr>
+        <w:rPr>
+          <w:b/>
+          <w:bCs/>
+        </w:rPr>
+      </w:pPr>
+      <w:r>
+        <w:rPr>
+          <w:b/>
+          <w:bCs/>
+        </w:rPr>
+        <w:t>Тест 5. Регистрация выполненных работ</w:t>
+      </w:r>
+    </w:p>
+    <w:p>
+      <w:r>
+        <w:rPr>
+          <w:b/>
+          <w:bCs/>
+        </w:rPr>
+        <w:t>Что проверяем:</w:t>
+      </w:r>
+      <w:r>
+        <w:t> добавление работ в табличную часть.</w:t>
+      </w:r>
+    </w:p>
+    <w:p>
+      <w:r>
+        <w:rPr>
+          <w:b/>
+          <w:bCs/>
+        </w:rPr>
+        <w:t>Действия:</w:t>
+      </w:r>
+      <w:r>
+        <w:t> открыть заявку → в ТЧ Работы добавить вид работы и количество.</w:t>
+      </w:r>
+    </w:p>
+    <w:p>
+      <w:r>
+        <w:rPr>
+          <w:b/>
+          <w:bCs/>
+        </w:rPr>
+        <w:t>Ожидаемый результат:</w:t>
+      </w:r>
+      <w:r>
+        <w:t> работы добавлены.</w:t>
+      </w:r>
+    </w:p>
+    <w:p>
+      <w:r>
+        <w:rPr>
+          <w:b/>
+          <w:bCs/>
+        </w:rPr>
+        <w:t>Фактический результат:</w:t>
+      </w:r>
+      <w:r>
+        <w:t> работы зарегистрированы.</w:t>
+      </w:r>
+    </w:p>
+    <w:p>
+      <w:r>
+        <w:drawing>
+          <wp:inline distT="0" distB="0" distL="0" distR="0" wp14:anchorId="09BD1AEF" wp14:editId="2E5029B8">
+            <wp:extent cx="5940425" cy="479425"/>
+            <wp:effectExtent l="0" t="0" r="3175" b="0"/>
+            <wp:docPr id="1551724843" name="Рисунок 1"/>
+            <wp:cNvGraphicFramePr>
+              <a:graphicFrameLocks xmlns:a="http://schemas.openxmlformats.org/drawingml/2006/main" noChangeAspect="1"/>
+            </wp:cNvGraphicFramePr>
+            <a:graphic xmlns:a="http://schemas.openxmlformats.org/drawingml/2006/main">
+              <a:graphicData uri="http://schemas.openxmlformats.org/drawingml/2006/picture">
+                <pic:pic xmlns:pic="http://schemas.openxmlformats.org/drawingml/2006/picture">
+                  <pic:nvPicPr>
+                    <pic:cNvPr id="1551724843" name=""/>
+                    <pic:cNvPicPr/>
+                  </pic:nvPicPr>
+                  <pic:blipFill>
+                    <a:blip r:embed="rId8"/>
+                    <a:stretch>
+                      <a:fillRect/>
+                    </a:stretch>
+                  </pic:blipFill>
+                  <pic:spPr>
+                    <a:xfrm>
+                      <a:off x="0" y="0"/>
+                      <a:ext cx="5940425" cy="479425"/>
+                    </a:xfrm>
+                    <a:prstGeom prst="rect">
+                      <a:avLst/>
+                    </a:prstGeom>
+                  </pic:spPr>
+                </pic:pic>
+              </a:graphicData>
+            </a:graphic>
+          </wp:inline>
+        </w:drawing>
+      </w:r>
+    </w:p>
+    <w:p/>
+    <w:p>
+      <w:pPr>
+        <w:rPr>
+          <w:b/>
+          <w:bCs/>
+        </w:rPr>
+      </w:pPr>
+      <w:r>
+        <w:rPr>
+          <w:b/>
+          <w:bCs/>
+        </w:rPr>
+        <w:t>Тест 6. Расчёт стоимости</w:t>
+      </w:r>
+    </w:p>
+    <w:p>
+      <w:r>
+        <w:rPr>
+          <w:b/>
+          <w:bCs/>
+        </w:rPr>
+        <w:t>Что проверяем:</w:t>
+      </w:r>
+      <w:r>
+        <w:t> автоматический расчёт стоимости.</w:t>
+      </w:r>
+    </w:p>
+    <w:p>
+      <w:r>
+        <w:rPr>
+          <w:b/>
+          <w:bCs/>
+        </w:rPr>
+        <w:t>Действия:</w:t>
+      </w:r>
+      <w:r>
+        <w:t> в ТЧ выбрать вид работы и количество → стоимость считается сама.</w:t>
+      </w:r>
+    </w:p>
+    <w:p>
+      <w:r>
+        <w:rPr>
+          <w:b/>
+          <w:bCs/>
+        </w:rPr>
+        <w:t>Ожидаемый результат:</w:t>
+      </w:r>
+      <w:r>
+        <w:t> стоимость = количество × цена вида работы.</w:t>
+      </w:r>
+    </w:p>
+    <w:p>
+      <w:r>
+        <w:rPr>
+          <w:b/>
+          <w:bCs/>
+        </w:rPr>
+        <w:t>Фактический результат:</w:t>
+      </w:r>
+      <w:r>
+        <w:t> стоимость рассчитана автоматически.</w:t>
+      </w:r>
+    </w:p>
+    <w:p>
+      <w:r>
+        <w:drawing>
+          <wp:inline distT="0" distB="0" distL="0" distR="0" wp14:anchorId="1B67E9A1" wp14:editId="742C1B5E">
+            <wp:extent cx="5940425" cy="479425"/>
+            <wp:effectExtent l="0" t="0" r="3175" b="0"/>
+            <wp:docPr id="132964448" name="Рисунок 1"/>
+            <wp:cNvGraphicFramePr>
+              <a:graphicFrameLocks xmlns:a="http://schemas.openxmlformats.org/drawingml/2006/main" noChangeAspect="1"/>
+            </wp:cNvGraphicFramePr>
+            <a:graphic xmlns:a="http://schemas.openxmlformats.org/drawingml/2006/main">
+              <a:graphicData uri="http://schemas.openxmlformats.org/drawingml/2006/picture">
+                <pic:pic xmlns:pic="http://schemas.openxmlformats.org/drawingml/2006/picture">
+                  <pic:nvPicPr>
+                    <pic:cNvPr id="132964448" name=""/>
+                    <pic:cNvPicPr/>
+                  </pic:nvPicPr>
+                  <pic:blipFill>
+                    <a:blip r:embed="rId8"/>
+                    <a:stretch>
+                      <a:fillRect/>
+                    </a:stretch>
+                  </pic:blipFill>
+                  <pic:spPr>
+                    <a:xfrm>
+                      <a:off x="0" y="0"/>
+                      <a:ext cx="5940425" cy="479425"/>
+                    </a:xfrm>
+                    <a:prstGeom prst="rect">
+                      <a:avLst/>
+                    </a:prstGeom>
+                  </pic:spPr>
+                </pic:pic>
+              </a:graphicData>
+            </a:graphic>
+          </wp:inline>
+        </w:drawing>
+      </w:r>
+    </w:p>
+    <w:p/>
+    <w:p>
+      <w:pPr>
+        <w:rPr>
+          <w:b/>
+          <w:bCs/>
+        </w:rPr>
+      </w:pPr>
+      <w:r>
+        <w:rPr>
+          <w:b/>
+          <w:bCs/>
+        </w:rPr>
+        <w:t>Тест 7. Выдача оборудования</w:t>
+      </w:r>
+    </w:p>
+    <w:p>
+      <w:r>
+        <w:rPr>
+          <w:b/>
+          <w:bCs/>
+        </w:rPr>
+        <w:t>Что проверяем:</w:t>
+      </w:r>
+      <w:r>
+        <w:t> фиксацию выдачи.</w:t>
+      </w:r>
+    </w:p>
+    <w:p>
+      <w:r>
+        <w:rPr>
+          <w:b/>
+          <w:bCs/>
+        </w:rPr>
+        <w:t>Действия:</w:t>
+      </w:r>
+      <w:r>
+        <w:t> раздел Ремонты → документ ВыдачаУстройства → создать → выбрать заявку со статусом Завершён → записать.</w:t>
+      </w:r>
+    </w:p>
+    <w:p>
+      <w:r>
+        <w:rPr>
+          <w:b/>
+          <w:bCs/>
+        </w:rPr>
+        <w:lastRenderedPageBreak/>
+        <w:t>Ожидаемый результат:</w:t>
+      </w:r>
+      <w:r>
+        <w:t> документ сохранён.</w:t>
+      </w:r>
+    </w:p>
+    <w:p>
+      <w:r>
+        <w:rPr>
+          <w:b/>
+          <w:bCs/>
+        </w:rPr>
+        <w:t>Фактический результат:</w:t>
+      </w:r>
+      <w:r>
+        <w:t> выдача зафиксирована.</w:t>
+      </w:r>
+    </w:p>
+    <w:p>
+      <w:r>
+        <w:drawing>
+          <wp:inline distT="0" distB="0" distL="0" distR="0" wp14:anchorId="002C10A1" wp14:editId="66774C04">
+            <wp:extent cx="5940425" cy="697865"/>
+            <wp:effectExtent l="0" t="0" r="3175" b="6985"/>
+            <wp:docPr id="454614294" name="Рисунок 1"/>
+            <wp:cNvGraphicFramePr>
+              <a:graphicFrameLocks xmlns:a="http://schemas.openxmlformats.org/drawingml/2006/main" noChangeAspect="1"/>
+            </wp:cNvGraphicFramePr>
+            <a:graphic xmlns:a="http://schemas.openxmlformats.org/drawingml/2006/main">
+              <a:graphicData uri="http://schemas.openxmlformats.org/drawingml/2006/picture">
+                <pic:pic xmlns:pic="http://schemas.openxmlformats.org/drawingml/2006/picture">
+                  <pic:nvPicPr>
+                    <pic:cNvPr id="454614294" name=""/>
+                    <pic:cNvPicPr/>
+                  </pic:nvPicPr>
+                  <pic:blipFill>
+                    <a:blip r:embed="rId9"/>
+                    <a:stretch>
+                      <a:fillRect/>
+                    </a:stretch>
+                  </pic:blipFill>
+                  <pic:spPr>
+                    <a:xfrm>
+                      <a:off x="0" y="0"/>
+                      <a:ext cx="5940425" cy="697865"/>
+                    </a:xfrm>
+                    <a:prstGeom prst="rect">
+                      <a:avLst/>
+                    </a:prstGeom>
+                  </pic:spPr>
+                </pic:pic>
+              </a:graphicData>
+            </a:graphic>
+          </wp:inline>
+        </w:drawing>
+      </w:r>
+    </w:p>
+    <w:p/>
+    <w:p>
+      <w:pPr>
+        <w:rPr>
+          <w:b/>
+          <w:bCs/>
+        </w:rPr>
+      </w:pPr>
+      <w:r>
+        <w:rPr>
+          <w:b/>
+          <w:bCs/>
+        </w:rPr>
+        <w:t>Тест 8. Формирование отчётов</w:t>
+      </w:r>
+    </w:p>
+    <w:p>
+      <w:r>
+        <w:rPr>
+          <w:b/>
+          <w:bCs/>
+        </w:rPr>
+        <w:t>Что проверяем:</w:t>
+      </w:r>
+      <w:r>
+        <w:t> работу отчётов.</w:t>
+      </w:r>
+    </w:p>
+    <w:p>
+      <w:r>
+        <w:rPr>
+          <w:b/>
+          <w:bCs/>
+        </w:rPr>
+        <w:t>Действия:</w:t>
+      </w:r>
+      <w:r>
+        <w:t> раздел Отчёты → ОтчётПоРемонтам → сформировать. То же для ОтчётПоВыручке.</w:t>
+      </w:r>
+    </w:p>
+    <w:p>
+      <w:r>
+        <w:rPr>
+          <w:b/>
+          <w:bCs/>
+        </w:rPr>
+        <w:t>Ожидаемый результат:</w:t>
+      </w:r>
+      <w:r>
+        <w:t> отчёты формируются с корректными данными.</w:t>
+      </w:r>
+    </w:p>
+    <w:p>
+      <w:r>
+        <w:rPr>
+          <w:b/>
+          <w:bCs/>
+        </w:rPr>
+        <w:t>Фактический результат:</w:t>
+      </w:r>
+      <w:r>
+        <w:t> отчёты работают.</w:t>
+      </w:r>
+    </w:p>
+    <w:p>
+      <w:r>
+        <w:drawing>
+          <wp:inline distT="0" distB="0" distL="0" distR="0" wp14:anchorId="2901DECD" wp14:editId="2A995A9C">
+            <wp:extent cx="5940425" cy="1428750"/>
+            <wp:effectExtent l="0" t="0" r="3175" b="0"/>
+            <wp:docPr id="575182437" name="Рисунок 1"/>
+            <wp:cNvGraphicFramePr>
+              <a:graphicFrameLocks xmlns:a="http://schemas.openxmlformats.org/drawingml/2006/main" noChangeAspect="1"/>
+            </wp:cNvGraphicFramePr>
+            <a:graphic xmlns:a="http://schemas.openxmlformats.org/drawingml/2006/main">
+              <a:graphicData uri="http://schemas.openxmlformats.org/drawingml/2006/picture">
+                <pic:pic xmlns:pic="http://schemas.openxmlformats.org/drawingml/2006/picture">
+                  <pic:nvPicPr>
+                    <pic:cNvPr id="575182437" name=""/>
+                    <pic:cNvPicPr/>
+                  </pic:nvPicPr>
+                  <pic:blipFill>
+                    <a:blip r:embed="rId10"/>
+                    <a:stretch>
+                      <a:fillRect/>
+                    </a:stretch>
+                  </pic:blipFill>
+                  <pic:spPr>
+                    <a:xfrm>
+                      <a:off x="0" y="0"/>
+                      <a:ext cx="5940425" cy="1428750"/>
+                    </a:xfrm>
+                    <a:prstGeom prst="rect">
+                      <a:avLst/>
+                    </a:prstGeom>
+                  </pic:spPr>
+                </pic:pic>
+              </a:graphicData>
+            </a:graphic>
+          </wp:inline>
+        </w:drawing>
+      </w:r>
+    </w:p>
+    <w:p/>
+    <w:p>
+      <w:pPr>
+        <w:rPr>
+          <w:b/>
+          <w:bCs/>
+        </w:rPr>
+      </w:pPr>
+      <w:r>
+        <w:rPr>
+          <w:b/>
+          <w:bCs/>
+        </w:rPr>
+        <w:t>Тест 9. Проверка обязательных полей</w:t>
+      </w:r>
+    </w:p>
+    <w:p>
+      <w:r>
+        <w:rPr>
+          <w:b/>
+          <w:bCs/>
+        </w:rPr>
+        <w:t>Что проверяем:</w:t>
+      </w:r>
+      <w:r>
+        <w:t> запрет записи заявки без обязательных полей.</w:t>
+      </w:r>
+    </w:p>
+    <w:p>
+      <w:r>
+        <w:rPr>
+          <w:b/>
+          <w:bCs/>
+        </w:rPr>
+        <w:t>Действия:</w:t>
+      </w:r>
+      <w:r>
+        <w:t> создать заявку → не заполнить клиента → записать.</w:t>
+      </w:r>
+    </w:p>
+    <w:p>
+      <w:r>
+        <w:rPr>
+          <w:b/>
+          <w:bCs/>
+        </w:rPr>
+        <w:t>Ожидаемый результат:</w:t>
+      </w:r>
+      <w:r>
+        <w:t> ошибка «Не заполнен клиент», запись блокируется.</w:t>
+      </w:r>
+    </w:p>
+    <w:p>
+      <w:r>
+        <w:rPr>
+          <w:b/>
+          <w:bCs/>
+        </w:rPr>
+        <w:t>Фактический результат:</w:t>
+      </w:r>
+      <w:r>
+        <w:t> проверка сработала.</w:t>
+      </w:r>
+    </w:p>
+    <w:p>
+      <w:r>
+        <w:drawing>
+          <wp:inline distT="0" distB="0" distL="0" distR="0" wp14:anchorId="7659D9C8" wp14:editId="59DE8A05">
+            <wp:extent cx="4853940" cy="1853889"/>
+            <wp:effectExtent l="0" t="0" r="3810" b="0"/>
+            <wp:docPr id="1076052249" name="Рисунок 1"/>
+            <wp:cNvGraphicFramePr>
+              <a:graphicFrameLocks xmlns:a="http://schemas.openxmlformats.org/drawingml/2006/main" noChangeAspect="1"/>
+            </wp:cNvGraphicFramePr>
+            <a:graphic xmlns:a="http://schemas.openxmlformats.org/drawingml/2006/main">
+              <a:graphicData uri="http://schemas.openxmlformats.org/drawingml/2006/picture">
+                <pic:pic xmlns:pic="http://schemas.openxmlformats.org/drawingml/2006/picture">
+                  <pic:nvPicPr>
+                    <pic:cNvPr id="1076052249" name=""/>
+                    <pic:cNvPicPr/>
+                  </pic:nvPicPr>
+                  <pic:blipFill>
+                    <a:blip r:embed="rId11"/>
+                    <a:stretch>
+                      <a:fillRect/>
+                    </a:stretch>
+                  </pic:blipFill>
+                  <pic:spPr>
+                    <a:xfrm>
+                      <a:off x="0" y="0"/>
+                      <a:ext cx="4859489" cy="1856008"/>
+                    </a:xfrm>
+                    <a:prstGeom prst="rect">
+                      <a:avLst/>
+                    </a:prstGeom>
+                  </pic:spPr>
+                </pic:pic>
+              </a:graphicData>
+            </a:graphic>
+          </wp:inline>
+        </w:drawing>
+      </w:r>
+    </w:p>
+    <w:p/>
+    <w:p>
+      <w:pPr>
+        <w:rPr>
+          <w:b/>
+          <w:bCs/>
+        </w:rPr>
+      </w:pPr>
+      <w:r>
+        <w:rPr>
+          <w:b/>
+          <w:bCs/>
+        </w:rPr>
+        <w:lastRenderedPageBreak/>
+        <w:t>Тест 10. Проверка отрицательных значений</w:t>
+      </w:r>
+    </w:p>
+    <w:p>
+      <w:r>
+        <w:rPr>
+          <w:b/>
+          <w:bCs/>
+        </w:rPr>
+        <w:t>Что проверяем:</w:t>
+      </w:r>
+      <w:r>
+        <w:t> запрет отрицательного количества.</w:t>
+      </w:r>
+    </w:p>
+    <w:p>
+      <w:r>
+        <w:rPr>
+          <w:b/>
+          <w:bCs/>
+        </w:rPr>
+        <w:t>Действия:</w:t>
+      </w:r>
+      <w:r>
+        <w:t> в ТЧ указать количество -1 → записать.</w:t>
+      </w:r>
+    </w:p>
+    <w:p>
+      <w:r>
+        <w:rPr>
+          <w:b/>
+          <w:bCs/>
+        </w:rPr>
+        <w:t>Ожидаемый результат:</w:t>
+      </w:r>
+      <w:r>
+        <w:t> ошибка «Количество не может быть отрицательным».</w:t>
+      </w:r>
+    </w:p>
+    <w:p>
+      <w:r>
+        <w:rPr>
+          <w:b/>
+          <w:bCs/>
+        </w:rPr>
+        <w:t>Фактический результат:</w:t>
+      </w:r>
+      <w:r>
+        <w:t> проверка сработала.</w:t>
+      </w:r>
+    </w:p>
+    <w:p>
+      <w:r>
+        <w:drawing>
+          <wp:inline distT="0" distB="0" distL="0" distR="0" wp14:anchorId="7D784277" wp14:editId="38A8A640">
+            <wp:extent cx="5940425" cy="2295525"/>
+            <wp:effectExtent l="0" t="0" r="3175" b="9525"/>
+            <wp:docPr id="241563149" name="Рисунок 1"/>
+            <wp:cNvGraphicFramePr>
+              <a:graphicFrameLocks xmlns:a="http://schemas.openxmlformats.org/drawingml/2006/main" noChangeAspect="1"/>
+            </wp:cNvGraphicFramePr>
+            <a:graphic xmlns:a="http://schemas.openxmlformats.org/drawingml/2006/main">
+              <a:graphicData uri="http://schemas.openxmlformats.org/drawingml/2006/picture">
+                <pic:pic xmlns:pic="http://schemas.openxmlformats.org/drawingml/2006/picture">
+                  <pic:nvPicPr>
+                    <pic:cNvPr id="241563149" name=""/>
+                    <pic:cNvPicPr/>
+                  </pic:nvPicPr>
+                  <pic:blipFill>
+                    <a:blip r:embed="rId12"/>
+                    <a:stretch>
+                      <a:fillRect/>
+                    </a:stretch>
+                  </pic:blipFill>
+                  <pic:spPr>
+                    <a:xfrm>
+                      <a:off x="0" y="0"/>
+                      <a:ext cx="5940425" cy="2295525"/>
+                    </a:xfrm>
+                    <a:prstGeom prst="rect">
+                      <a:avLst/>
+                    </a:prstGeom>
+                  </pic:spPr>
+                </pic:pic>
+              </a:graphicData>
+            </a:graphic>
+          </wp:inline>
+        </w:drawing>
+      </w:r>
+    </w:p>
+    <w:p/>
+    <w:p>
+      <w:pPr>
+        <w:rPr>
+          <w:b/>
+          <w:bCs/>
+        </w:rPr>
+      </w:pPr>
+      <w:r>
+        <w:rPr>
+          <w:b/>
+          <w:bCs/>
+        </w:rPr>
+        <w:t>Тест 11. Запрет выдачи незавершённого ремонта</w:t>
+      </w:r>
+    </w:p>
+    <w:p>
+      <w:r>
+        <w:rPr>
+          <w:b/>
+          <w:bCs/>
+        </w:rPr>
+        <w:t>Что проверяем:</w:t>
+      </w:r>
+      <w:r>
+        <w:t> нельзя выдать устройство, если ремонт не завершён.</w:t>
+      </w:r>
+    </w:p>
+    <w:p>
+      <w:r>
+        <w:rPr>
+          <w:b/>
+          <w:bCs/>
+        </w:rPr>
+        <w:t>Действия:</w:t>
+      </w:r>
+      <w:r>
+        <w:t> создать заявку со статусом Принят → создать ВыдачаУстройства → записать.</w:t>
+      </w:r>
+    </w:p>
+    <w:p>
+      <w:r>
+        <w:rPr>
+          <w:b/>
+          <w:bCs/>
+        </w:rPr>
+        <w:t>Ожидаемый результат:</w:t>
+      </w:r>
+      <w:r>
+        <w:t> ошибка «Нельзя выдать устройство: ремонт не завершён».</w:t>
+      </w:r>
+    </w:p>
+    <w:p>
+      <w:r>
+        <w:rPr>
+          <w:b/>
+          <w:bCs/>
+        </w:rPr>
+        <w:t>Фактический результат:</w:t>
+      </w:r>
+      <w:r>
+        <w:t> проверка сработала.</w:t>
+      </w:r>
+    </w:p>
+    <w:p>
+      <w:r>
+        <w:drawing>
+          <wp:inline distT="0" distB="0" distL="0" distR="0" wp14:anchorId="286DDB22" wp14:editId="7444AA94">
+            <wp:extent cx="5940425" cy="2319655"/>
+            <wp:effectExtent l="0" t="0" r="3175" b="4445"/>
+            <wp:docPr id="1818859364" name="Рисунок 1"/>
+            <wp:cNvGraphicFramePr>
+              <a:graphicFrameLocks xmlns:a="http://schemas.openxmlformats.org/drawingml/2006/main" noChangeAspect="1"/>
+            </wp:cNvGraphicFramePr>
+            <a:graphic xmlns:a="http://schemas.openxmlformats.org/drawingml/2006/main">
+              <a:graphicData uri="http://schemas.openxmlformats.org/drawingml/2006/picture">
+                <pic:pic xmlns:pic="http://schemas.openxmlformats.org/drawingml/2006/picture">
+                  <pic:nvPicPr>
+                    <pic:cNvPr id="1818859364" name=""/>
+                    <pic:cNvPicPr/>
+                  </pic:nvPicPr>
+                  <pic:blipFill>
+                    <a:blip r:embed="rId13"/>
+                    <a:stretch>
+                      <a:fillRect/>
+                    </a:stretch>
+                  </pic:blipFill>
+                  <pic:spPr>
+                    <a:xfrm>
+                      <a:off x="0" y="0"/>
+                      <a:ext cx="5940425" cy="2319655"/>
+                    </a:xfrm>
+                    <a:prstGeom prst="rect">
+                      <a:avLst/>
+                    </a:prstGeom>
+                  </pic:spPr>
+                </pic:pic>
+              </a:graphicData>
+            </a:graphic>
+          </wp:inline>
+        </w:drawing>
+      </w:r>
+    </w:p>
+    <w:p/>
+    <w:p/>
+    <w:p>
+      <w:pPr>
+        <w:rPr>
+          <w:b/>
+          <w:bCs/>
+        </w:rPr>
+      </w:pPr>
+      <w:r>
+        <w:rPr>
+          <w:b/>
+          <w:bCs/>
+        </w:rPr>
+        <w:lastRenderedPageBreak/>
+        <w:t>Тест 12. Запрет удаления клиента с заявками</w:t>
+      </w:r>
+    </w:p>
+    <w:p>
+      <w:r>
+        <w:rPr>
+          <w:b/>
+          <w:bCs/>
+        </w:rPr>
+        <w:t>Что проверяем:</w:t>
+      </w:r>
+      <w:r>
+        <w:t> нельзя удалить клиента, у которого есть заявки.</w:t>
+      </w:r>
+    </w:p>
+    <w:p>
+      <w:r>
+        <w:rPr>
+          <w:b/>
+          <w:bCs/>
+        </w:rPr>
+        <w:t>Действия:</w:t>
+      </w:r>
+      <w:r>
+        <w:t> попытаться удалить клиента с заявкой.</w:t>
+      </w:r>
+    </w:p>
+    <w:p>
+      <w:r>
+        <w:rPr>
+          <w:b/>
+          <w:bCs/>
+        </w:rPr>
+        <w:t>Ожидаемый результат:</w:t>
+      </w:r>
+      <w:r>
+        <w:t> ошибка «Нельзя удалить клиента: у него есть заявки».</w:t>
+      </w:r>
+    </w:p>
+    <w:p>
+      <w:r>
+        <w:rPr>
+          <w:b/>
+          <w:bCs/>
+        </w:rPr>
+        <w:t>Фактический результат:</w:t>
+      </w:r>
+      <w:r>
+        <w:t> проверка сработала.</w:t>
+      </w:r>
+    </w:p>
+    <w:p>
+      <w:pPr>
+        <w:rPr>
+          <w:b/>
+          <w:bCs/>
+        </w:rPr>
+      </w:pPr>
+      <w:r>
+        <w:rPr>
+          <w:b/>
+          <w:bCs/>
+        </w:rPr>
+        <w:drawing>
+          <wp:inline distT="0" distB="0" distL="0" distR="0" wp14:anchorId="5991B6EC" wp14:editId="7E004CF7">
+            <wp:extent cx="5940425" cy="2305685"/>
+            <wp:effectExtent l="0" t="0" r="3175" b="0"/>
+            <wp:docPr id="803651375" name="Рисунок 1"/>
+            <wp:cNvGraphicFramePr>
+              <a:graphicFrameLocks xmlns:a="http://schemas.openxmlformats.org/drawingml/2006/main" noChangeAspect="1"/>
+            </wp:cNvGraphicFramePr>
+            <a:graphic xmlns:a="http://schemas.openxmlformats.org/drawingml/2006/main">
+              <a:graphicData uri="http://schemas.openxmlformats.org/drawingml/2006/picture">
+                <pic:pic xmlns:pic="http://schemas.openxmlformats.org/drawingml/2006/picture">
+                  <pic:nvPicPr>
+                    <pic:cNvPr id="803651375" name=""/>
+                    <pic:cNvPicPr/>
+                  </pic:nvPicPr>
+                  <pic:blipFill>
+                    <a:blip r:embed="rId14"/>
+                    <a:stretch>
+                      <a:fillRect/>
+                    </a:stretch>
+                  </pic:blipFill>
+                  <pic:spPr>
+                    <a:xfrm>
+                      <a:off x="0" y="0"/>
+                      <a:ext cx="5940425" cy="2305685"/>
+                    </a:xfrm>
+                    <a:prstGeom prst="rect">
+                      <a:avLst/>
+                    </a:prstGeom>
+                  </pic:spPr>
+                </pic:pic>
+              </a:graphicData>
+            </a:graphic>
+          </wp:inline>
+        </w:drawing>
+      </w:r>
+    </w:p>
+    <w:p/>
+    <w:p>
+      <w:pPr>
+        <w:rPr>
+          <w:b/>
+          <w:bCs/>
+        </w:rPr>
+      </w:pPr>
+      <w:r>
+        <w:rPr>
+          <w:b/>
+          <w:bCs/>
+        </w:rPr>
+        <w:t>Тест 13. Запрет удаления устройства с заявками</w:t>
+      </w:r>
+    </w:p>
+    <w:p>
+      <w:r>
+        <w:rPr>
+          <w:b/>
+          <w:bCs/>
+        </w:rPr>
+        <w:t>Что проверяем:</w:t>
+      </w:r>
+      <w:r>
+        <w:t> нельзя удалить устройство, по которому есть заявки.</w:t>
+      </w:r>
+    </w:p>
+    <w:p>
+      <w:r>
+        <w:rPr>
+          <w:b/>
+          <w:bCs/>
+        </w:rPr>
+        <w:t>Действия:</w:t>
+      </w:r>
+      <w:r>
+        <w:t> попытаться удалить устройство с заявкой.</w:t>
+      </w:r>
+    </w:p>
+    <w:p>
+      <w:r>
+        <w:rPr>
+          <w:b/>
+          <w:bCs/>
+        </w:rPr>
+        <w:t>Ожидаемый результат:</w:t>
+      </w:r>
+      <w:r>
+        <w:t> ошибка «Нельзя удалить устройство: по нему есть заявки».</w:t>
+      </w:r>
+    </w:p>
+    <w:p>
+      <w:r>
+        <w:rPr>
+          <w:b/>
+          <w:bCs/>
+        </w:rPr>
+        <w:t>Фактический результат:</w:t>
+      </w:r>
+      <w:r>
+        <w:t> проверка сработала.</w:t>
+      </w:r>
+    </w:p>
+    <w:p>
+      <w:r>
+        <w:rPr>
+          <w:b/>
+          <w:bCs/>
+        </w:rPr>
+        <w:drawing>
+          <wp:inline distT="0" distB="0" distL="0" distR="0" wp14:anchorId="5FFDAAE3" wp14:editId="7E98999E">
+            <wp:extent cx="5940425" cy="2258695"/>
+            <wp:effectExtent l="0" t="0" r="3175" b="8255"/>
+            <wp:docPr id="1602857809" name="Рисунок 1"/>
+            <wp:cNvGraphicFramePr>
+              <a:graphicFrameLocks xmlns:a="http://schemas.openxmlformats.org/drawingml/2006/main" noChangeAspect="1"/>
+            </wp:cNvGraphicFramePr>
+            <a:graphic xmlns:a="http://schemas.openxmlformats.org/drawingml/2006/main">
+              <a:graphicData uri="http://schemas.openxmlformats.org/drawingml/2006/picture">
+                <pic:pic xmlns:pic="http://schemas.openxmlformats.org/drawingml/2006/picture">
+                  <pic:nvPicPr>
+                    <pic:cNvPr id="1602857809" name=""/>
+                    <pic:cNvPicPr/>
+                  </pic:nvPicPr>
+                  <pic:blipFill>
+                    <a:blip r:embed="rId15"/>
+                    <a:stretch>
+                      <a:fillRect/>
+                    </a:stretch>
+                  </pic:blipFill>
+                  <pic:spPr>
+                    <a:xfrm>
+                      <a:off x="0" y="0"/>
+                      <a:ext cx="5940425" cy="2258695"/>
+                    </a:xfrm>
+                    <a:prstGeom prst="rect">
+                      <a:avLst/>
+                    </a:prstGeom>
+                  </pic:spPr>
+                </pic:pic>
+              </a:graphicData>
+            </a:graphic>
+          </wp:inline>
+        </w:drawing>
+      </w:r>
+    </w:p>
+    <w:p/>
+    <w:p/>
+    <w:p/>
+    <w:p>
+      <w:pPr>
+        <w:rPr>
+          <w:b/>
+          <w:bCs/>
+        </w:rPr>
+      </w:pPr>
+      <w:r>
+        <w:rPr>
+          <w:b/>
+          <w:bCs/>
+        </w:rPr>
+        <w:lastRenderedPageBreak/>
+        <w:t>Тест 14. Права роли «Мастер»</w:t>
+      </w:r>
+    </w:p>
+    <w:p>
+      <w:r>
+        <w:rPr>
+          <w:b/>
+          <w:bCs/>
+        </w:rPr>
+        <w:t>Что проверяем:</w:t>
+      </w:r>
+      <w:r>
+        <w:t> мастер может создавать клиентов, устройства, заявки</w:t>
+      </w:r>
+      <w:r>
+        <w:t>. Не может их удалять.</w:t>
+      </w:r>
+    </w:p>
+    <w:p>
+      <w:r>
+        <w:rPr>
+          <w:b/>
+          <w:bCs/>
+        </w:rPr>
+        <w:t>Действия:</w:t>
+      </w:r>
+      <w:r>
+        <w:t> войти как Мастер → создать клиента → создать устройство → создать заявку.</w:t>
+      </w:r>
+    </w:p>
+    <w:p>
+      <w:r>
+        <w:rPr>
+          <w:b/>
+          <w:bCs/>
+        </w:rPr>
+        <w:t>Ожидаемый результат:</w:t>
+      </w:r>
+      <w:r>
+        <w:t> все действия доступны.</w:t>
+      </w:r>
+      <w:r>
+        <w:t xml:space="preserve"> Удаления недоступны</w:t>
+      </w:r>
+    </w:p>
+    <w:p>
+      <w:r>
+        <w:rPr>
+          <w:b/>
+          <w:bCs/>
+        </w:rPr>
+        <w:t>Фактический результат:</w:t>
+      </w:r>
+      <w:r>
+        <w:t> </w:t>
+      </w:r>
+      <w:r>
+        <w:t>всё соответствует ожиданиям</w:t>
+      </w:r>
+    </w:p>
+    <w:p/>
+    <w:p>
+      <w:pPr>
+        <w:rPr>
+          <w:b/>
+          <w:bCs/>
+        </w:rPr>
+      </w:pPr>
+      <w:r>
+        <w:rPr>
+          <w:b/>
+          <w:bCs/>
+        </w:rPr>
+        <w:t>Тест 15. Права роли «Руководитель»</w:t>
+      </w:r>
+    </w:p>
+    <w:p>
+      <w:r>
+        <w:rPr>
+          <w:b/>
+          <w:bCs/>
+        </w:rPr>
+        <w:t>Что проверяем:</w:t>
+      </w:r>
+      <w:r>
+        <w:t> руководитель видит данные и отчёты, но не редактирует.</w:t>
+      </w:r>
+    </w:p>
+    <w:p>
+      <w:r>
+        <w:rPr>
+          <w:b/>
+          <w:bCs/>
+        </w:rPr>
+        <w:t>Действия:</w:t>
+      </w:r>
+      <w:r>
+        <w:t> войти как Руководитель → открыть справочники, документы, отчёты → попробовать изменить.</w:t>
+      </w:r>
+    </w:p>
+    <w:p>
+      <w:r>
+        <w:rPr>
+          <w:b/>
+          <w:bCs/>
+        </w:rPr>
+        <w:t>Ожидаемый результат:</w:t>
+      </w:r>
+      <w:r>
+        <w:t> просмотр и отчёты доступны, редактирование</w:t>
+      </w:r>
+      <w:r>
+        <w:t xml:space="preserve"> и удаление</w:t>
+      </w:r>
+      <w:r>
+        <w:t xml:space="preserve"> — нет.</w:t>
+      </w:r>
+    </w:p>
+    <w:p>
+      <w:r>
+        <w:rPr>
+          <w:b/>
+          <w:bCs/>
+        </w:rPr>
+        <w:t>Фактический результат:</w:t>
+      </w:r>
+      <w:r>
+        <w:t> </w:t>
+      </w:r>
+      <w:r>
+        <w:t>всё соответствует ожиданиям</w:t>
+      </w:r>
+    </w:p>
+    <w:p/>
+    <w:p>
+      <w:r>
+        <w:t>Итог тестирования:</w:t>
       </w:r>
     </w:p>
     <w:tbl>
@@ -617,6 +2163,7 @@
               <w:jc w:val="center"/>
             </w:pPr>
             <w:r>
+              <w:lastRenderedPageBreak/>
               <w:t>12</w:t>
             </w:r>
           </w:p>
@@ -1593,7 +3140,6 @@
   <w:style w:type="character" w:default="1" w:styleId="a0">
     <w:name w:val="Default Paragraph Font"/>
     <w:uiPriority w:val="1"/>
-    <w:semiHidden/>
     <w:unhideWhenUsed/>
   </w:style>
   <w:style w:type="table" w:default="1" w:styleId="a1">
